--- a/resources/document-templates/doc13-venture-exit-template.docx
+++ b/resources/document-templates/doc13-venture-exit-template.docx
@@ -2098,6 +2098,23 @@
         <w:jc w:val="both"/>
         <w:rPr>
           <w:rFonts w:ascii="Times New Roman" w:eastAsia="Times New Roman" w:hAnsi="Times New Roman" w:cs="Times New Roman"/>
+        </w:rPr>
+      </w:pPr>
+    </w:p>
+    <w:p>
+      <w:pPr>
+        <w:spacing w:after="0"/>
+      </w:pPr>
+      <w:r>
+        <w:t>${sig_slot_1}</w:t>
+      </w:r>
+    </w:p>
+    <w:p>
+      <w:pPr>
+        <w:spacing w:after="0"/>
+        <w:jc w:val="both"/>
+        <w:rPr>
+          <w:rFonts w:ascii="Times New Roman" w:eastAsia="Times New Roman" w:hAnsi="Times New Roman" w:cs="Times New Roman"/>
           <w:b/>
           <w:bCs/>
           <w:sz w:val="24"/>
@@ -2112,7 +2129,7 @@
           <w:sz w:val="24"/>
           <w:szCs w:val="24"/>
         </w:rPr>
-        <w:t>Evaluated by:</w:t>
+        <w:t xml:space="preserve">${evaluated_by_label}</w:t>
       </w:r>
     </w:p>
     <w:p>
@@ -2244,6 +2261,35 @@
           <w:szCs w:val="24"/>
         </w:rPr>
       </w:pPr>
+    </w:p>
+    <w:p>
+      <w:pPr>
+        <w:spacing w:after="0"/>
+      </w:pPr>
+      <w:r>
+        <w:t>${/sig_slot_1}</w:t>
+      </w:r>
+    </w:p>
+    <w:p>
+      <w:pPr>
+        <w:spacing w:after="0"/>
+      </w:pPr>
+      <w:r>
+        <w:t>${sig_slot_2}</w:t>
+      </w:r>
+    </w:p>
+    <w:p>
+      <w:pPr>
+        <w:spacing w:after="0"/>
+        <w:jc w:val="both"/>
+        <w:rPr>
+          <w:rFonts w:ascii="Times New Roman" w:eastAsia="Times New Roman" w:hAnsi="Times New Roman" w:cs="Times New Roman"/>
+          <w:b/>
+          <w:bCs/>
+          <w:sz w:val="24"/>
+          <w:szCs w:val="24"/>
+        </w:rPr>
+      </w:pPr>
       <w:r>
         <w:rPr>
           <w:rFonts w:ascii="Times New Roman" w:eastAsia="Times New Roman" w:hAnsi="Times New Roman" w:cs="Times New Roman"/>
@@ -2252,7 +2298,7 @@
           <w:sz w:val="24"/>
           <w:szCs w:val="24"/>
         </w:rPr>
-        <w:t>Reviewed by:</w:t>
+        <w:t xml:space="preserve">${reviewed_by_label}</w:t>
       </w:r>
     </w:p>
     <w:p>
@@ -2341,6 +2387,14 @@
     <w:p>
       <w:pPr>
         <w:spacing w:after="0"/>
+      </w:pPr>
+      <w:r>
+        <w:t>${/sig_slot_2}</w:t>
+      </w:r>
+    </w:p>
+    <w:p>
+      <w:pPr>
+        <w:spacing w:after="0"/>
         <w:ind w:left="5040" w:firstLine="720"/>
         <w:jc w:val="both"/>
         <w:rPr>
@@ -2359,7 +2413,7 @@
           <w:sz w:val="24"/>
           <w:szCs w:val="24"/>
         </w:rPr>
-        <w:t>Noted by:</w:t>
+        <w:t xml:space="preserve">${noted_by_label}</w:t>
       </w:r>
     </w:p>
     <w:p>

--- a/resources/document-templates/doc13-venture-exit-template.docx
+++ b/resources/document-templates/doc13-venture-exit-template.docx
@@ -2395,8 +2395,8 @@
     <w:p>
       <w:pPr>
         <w:spacing w:after="0"/>
-        <w:ind w:left="5040" w:firstLine="720"/>
-        <w:jc w:val="both"/>
+        <w:ind w:left="3270"/>
+        <w:jc w:val="left"/>
         <w:rPr>
           <w:rFonts w:ascii="Times New Roman" w:eastAsia="Times New Roman" w:hAnsi="Times New Roman" w:cs="Times New Roman"/>
           <w:b/>
@@ -2433,8 +2433,8 @@
     <w:p>
       <w:pPr>
         <w:spacing w:after="0"/>
-        <w:ind w:left="5040" w:firstLine="720"/>
-        <w:jc w:val="both"/>
+        <w:ind w:left="3270"/>
+        <w:jc w:val="left"/>
         <w:rPr>
           <w:rFonts w:ascii="Times New Roman" w:eastAsia="Times New Roman" w:hAnsi="Times New Roman" w:cs="Times New Roman"/>
           <w:b/>
@@ -2483,8 +2483,8 @@
     <w:p>
       <w:pPr>
         <w:spacing w:after="0"/>
-        <w:ind w:left="5040" w:firstLine="720"/>
-        <w:jc w:val="both"/>
+        <w:ind w:left="3270"/>
+        <w:jc w:val="left"/>
         <w:rPr>
           <w:rFonts w:ascii="Times New Roman" w:eastAsia="Times New Roman" w:hAnsi="Times New Roman" w:cs="Times New Roman"/>
           <w:b/>

--- a/resources/document-templates/doc13-venture-exit-template.docx
+++ b/resources/document-templates/doc13-venture-exit-template.docx
@@ -2212,6 +2212,8 @@
       <w:r>
         <w:rPr>
           <w:rFonts w:ascii="Times New Roman" w:eastAsia="Times New Roman" w:hAnsi="Times New Roman" w:cs="Times New Roman"/>
+          <w:i/>
+          <w:iCs/>
           <w:sz w:val="24"/>
           <w:szCs w:val="24"/>
         </w:rPr>
@@ -2221,6 +2223,8 @@
       <w:r>
         <w:rPr>
           <w:rFonts w:ascii="Times New Roman" w:eastAsia="Times New Roman" w:hAnsi="Times New Roman" w:cs="Times New Roman"/>
+          <w:i/>
+          <w:iCs/>
           <w:sz w:val="24"/>
           <w:szCs w:val="24"/>
         </w:rPr>
@@ -2230,6 +2234,8 @@
       <w:r>
         <w:rPr>
           <w:rFonts w:ascii="Times New Roman" w:eastAsia="Times New Roman" w:hAnsi="Times New Roman" w:cs="Times New Roman"/>
+          <w:i/>
+          <w:iCs/>
           <w:sz w:val="24"/>
           <w:szCs w:val="24"/>
         </w:rPr>
@@ -2366,6 +2372,8 @@
       <w:r>
         <w:rPr>
           <w:rFonts w:ascii="Times New Roman" w:eastAsia="Times New Roman" w:hAnsi="Times New Roman" w:cs="Times New Roman"/>
+          <w:i/>
+          <w:iCs/>
         </w:rPr>
         <w:t>${</w:t>
       </w:r>
@@ -2373,6 +2381,8 @@
       <w:r>
         <w:rPr>
           <w:rFonts w:ascii="Times New Roman" w:eastAsia="Times New Roman" w:hAnsi="Times New Roman" w:cs="Times New Roman"/>
+          <w:i/>
+          <w:iCs/>
         </w:rPr>
         <w:t>reviewed_by_position</w:t>
       </w:r>
@@ -2380,6 +2390,8 @@
       <w:r>
         <w:rPr>
           <w:rFonts w:ascii="Times New Roman" w:eastAsia="Times New Roman" w:hAnsi="Times New Roman" w:cs="Times New Roman"/>
+          <w:i/>
+          <w:iCs/>
         </w:rPr>
         <w:t>}</w:t>
       </w:r>
@@ -2496,6 +2508,8 @@
       <w:r>
         <w:rPr>
           <w:rFonts w:ascii="Times New Roman" w:eastAsia="Times New Roman" w:hAnsi="Times New Roman" w:cs="Times New Roman"/>
+          <w:i/>
+          <w:iCs/>
           <w:sz w:val="24"/>
           <w:szCs w:val="24"/>
         </w:rPr>
@@ -2505,6 +2519,8 @@
       <w:r>
         <w:rPr>
           <w:rFonts w:ascii="Times New Roman" w:eastAsia="Times New Roman" w:hAnsi="Times New Roman" w:cs="Times New Roman"/>
+          <w:i/>
+          <w:iCs/>
           <w:sz w:val="24"/>
           <w:szCs w:val="24"/>
         </w:rPr>
@@ -2514,6 +2530,8 @@
       <w:r>
         <w:rPr>
           <w:rFonts w:ascii="Times New Roman" w:eastAsia="Times New Roman" w:hAnsi="Times New Roman" w:cs="Times New Roman"/>
+          <w:i/>
+          <w:iCs/>
           <w:sz w:val="24"/>
           <w:szCs w:val="24"/>
         </w:rPr>

--- a/resources/document-templates/doc13-venture-exit-template.docx
+++ b/resources/document-templates/doc13-venture-exit-template.docx
@@ -2395,6 +2395,32 @@
         </w:rPr>
         <w:t>}</w:t>
       </w:r>
+    </w:p>
+    <w:p>
+      <w:pPr>
+        <w:spacing w:after="0"/>
+        <w:jc w:val="both"/>
+        <w:rPr>
+          <w:rFonts w:ascii="Times New Roman" w:eastAsia="Times New Roman" w:hAnsi="Times New Roman" w:cs="Times New Roman"/>
+          <w:b/>
+          <w:bCs/>
+          <w:sz w:val="24"/>
+          <w:szCs w:val="24"/>
+        </w:rPr>
+      </w:pPr>
+    </w:p>
+    <w:p>
+      <w:pPr>
+        <w:spacing w:after="0"/>
+        <w:jc w:val="both"/>
+        <w:rPr>
+          <w:rFonts w:ascii="Times New Roman" w:eastAsia="Times New Roman" w:hAnsi="Times New Roman" w:cs="Times New Roman"/>
+          <w:b/>
+          <w:bCs/>
+          <w:sz w:val="24"/>
+          <w:szCs w:val="24"/>
+        </w:rPr>
+      </w:pPr>
     </w:p>
     <w:p>
       <w:pPr>

--- a/resources/document-templates/doc13-venture-exit-template.docx
+++ b/resources/document-templates/doc13-venture-exit-template.docx
@@ -2115,8 +2115,6 @@
         <w:jc w:val="both"/>
         <w:rPr>
           <w:rFonts w:ascii="Times New Roman" w:eastAsia="Times New Roman" w:hAnsi="Times New Roman" w:cs="Times New Roman"/>
-          <w:b/>
-          <w:bCs/>
           <w:sz w:val="24"/>
           <w:szCs w:val="24"/>
         </w:rPr>
@@ -2124,12 +2122,11 @@
       <w:r>
         <w:rPr>
           <w:rFonts w:ascii="Times New Roman" w:eastAsia="Times New Roman" w:hAnsi="Times New Roman" w:cs="Times New Roman"/>
-          <w:b/>
-          <w:bCs/>
           <w:sz w:val="24"/>
           <w:szCs w:val="24"/>
         </w:rPr>
-        <w:t xml:space="preserve">${evaluated_by_label}</w:t>
+        <w:lastRenderedPageBreak/>
+        <w:t>${evaluated_by_label}</w:t>
       </w:r>
     </w:p>
     <w:p>
@@ -2168,7 +2165,6 @@
           <w:szCs w:val="24"/>
           <w:u w:val="single"/>
         </w:rPr>
-        <w:lastRenderedPageBreak/>
         <w:t>${</w:t>
       </w:r>
       <w:proofErr w:type="spellStart"/>
@@ -2290,8 +2286,6 @@
         <w:jc w:val="both"/>
         <w:rPr>
           <w:rFonts w:ascii="Times New Roman" w:eastAsia="Times New Roman" w:hAnsi="Times New Roman" w:cs="Times New Roman"/>
-          <w:b/>
-          <w:bCs/>
           <w:sz w:val="24"/>
           <w:szCs w:val="24"/>
         </w:rPr>
@@ -2299,12 +2293,10 @@
       <w:r>
         <w:rPr>
           <w:rFonts w:ascii="Times New Roman" w:eastAsia="Times New Roman" w:hAnsi="Times New Roman" w:cs="Times New Roman"/>
-          <w:b/>
-          <w:bCs/>
           <w:sz w:val="24"/>
           <w:szCs w:val="24"/>
         </w:rPr>
-        <w:t xml:space="preserve">${reviewed_by_label}</w:t>
+        <w:t>${reviewed_by_label}</w:t>
       </w:r>
     </w:p>
     <w:p>
@@ -2434,11 +2426,8 @@
       <w:pPr>
         <w:spacing w:after="0"/>
         <w:ind w:left="3270"/>
-        <w:jc w:val="left"/>
         <w:rPr>
           <w:rFonts w:ascii="Times New Roman" w:eastAsia="Times New Roman" w:hAnsi="Times New Roman" w:cs="Times New Roman"/>
-          <w:b/>
-          <w:bCs/>
           <w:sz w:val="24"/>
           <w:szCs w:val="24"/>
         </w:rPr>
@@ -2446,12 +2435,10 @@
       <w:r>
         <w:rPr>
           <w:rFonts w:ascii="Times New Roman" w:eastAsia="Times New Roman" w:hAnsi="Times New Roman" w:cs="Times New Roman"/>
-          <w:b/>
-          <w:bCs/>
           <w:sz w:val="24"/>
           <w:szCs w:val="24"/>
         </w:rPr>
-        <w:t xml:space="preserve">${noted_by_label}</w:t>
+        <w:t>${noted_by_label}</w:t>
       </w:r>
     </w:p>
     <w:p>
@@ -2472,7 +2459,6 @@
       <w:pPr>
         <w:spacing w:after="0"/>
         <w:ind w:left="3270"/>
-        <w:jc w:val="left"/>
         <w:rPr>
           <w:rFonts w:ascii="Times New Roman" w:eastAsia="Times New Roman" w:hAnsi="Times New Roman" w:cs="Times New Roman"/>
           <w:b/>
@@ -2522,7 +2508,6 @@
       <w:pPr>
         <w:spacing w:after="0"/>
         <w:ind w:left="3270"/>
-        <w:jc w:val="left"/>
         <w:rPr>
           <w:rFonts w:ascii="Times New Roman" w:eastAsia="Times New Roman" w:hAnsi="Times New Roman" w:cs="Times New Roman"/>
           <w:b/>

--- a/resources/document-templates/doc13-venture-exit-template.docx
+++ b/resources/document-templates/doc13-venture-exit-template.docx
@@ -786,7 +786,7 @@
           <w:p>
             <w:pPr>
               <w:spacing w:after="0" w:line="240" w:lineRule="auto"/>
-              <w:jc w:val="both"/>
+              <w:jc w:val="left"/>
               <w:rPr>
                 <w:rFonts w:ascii="Times New Roman" w:eastAsia="Times New Roman" w:hAnsi="Times New Roman" w:cs="Times New Roman"/>
               </w:rPr>
@@ -891,7 +891,7 @@
           <w:p>
             <w:pPr>
               <w:spacing w:after="0" w:line="240" w:lineRule="auto"/>
-              <w:jc w:val="both"/>
+              <w:jc w:val="left"/>
               <w:rPr>
                 <w:rFonts w:ascii="Times New Roman" w:eastAsia="Times New Roman" w:hAnsi="Times New Roman" w:cs="Times New Roman"/>
               </w:rPr>
@@ -996,7 +996,7 @@
           <w:p>
             <w:pPr>
               <w:spacing w:after="0" w:line="240" w:lineRule="auto"/>
-              <w:jc w:val="both"/>
+              <w:jc w:val="left"/>
               <w:rPr>
                 <w:rFonts w:ascii="Times New Roman" w:eastAsia="Times New Roman" w:hAnsi="Times New Roman" w:cs="Times New Roman"/>
               </w:rPr>
@@ -1101,7 +1101,7 @@
           <w:p>
             <w:pPr>
               <w:spacing w:after="0" w:line="240" w:lineRule="auto"/>
-              <w:jc w:val="both"/>
+              <w:jc w:val="left"/>
               <w:rPr>
                 <w:rFonts w:ascii="Times New Roman" w:eastAsia="Times New Roman" w:hAnsi="Times New Roman" w:cs="Times New Roman"/>
               </w:rPr>
@@ -1206,7 +1206,7 @@
           <w:p>
             <w:pPr>
               <w:spacing w:after="0" w:line="240" w:lineRule="auto"/>
-              <w:jc w:val="both"/>
+              <w:jc w:val="left"/>
               <w:rPr>
                 <w:rFonts w:ascii="Times New Roman" w:eastAsia="Times New Roman" w:hAnsi="Times New Roman" w:cs="Times New Roman"/>
               </w:rPr>
@@ -1311,7 +1311,7 @@
           <w:p>
             <w:pPr>
               <w:spacing w:after="0" w:line="240" w:lineRule="auto"/>
-              <w:jc w:val="both"/>
+              <w:jc w:val="left"/>
               <w:rPr>
                 <w:rFonts w:ascii="Times New Roman" w:eastAsia="Times New Roman" w:hAnsi="Times New Roman" w:cs="Times New Roman"/>
               </w:rPr>
@@ -1434,7 +1434,7 @@
           <w:p>
             <w:pPr>
               <w:spacing w:after="0" w:line="240" w:lineRule="auto"/>
-              <w:jc w:val="both"/>
+              <w:jc w:val="left"/>
               <w:rPr>
                 <w:rFonts w:ascii="Times New Roman" w:eastAsia="Times New Roman" w:hAnsi="Times New Roman" w:cs="Times New Roman"/>
               </w:rPr>
@@ -1498,7 +1498,7 @@
           <w:p>
             <w:pPr>
               <w:spacing w:after="0" w:line="240" w:lineRule="auto"/>
-              <w:jc w:val="both"/>
+              <w:jc w:val="left"/>
               <w:rPr>
                 <w:rFonts w:ascii="Times New Roman" w:eastAsia="Times New Roman" w:hAnsi="Times New Roman" w:cs="Times New Roman"/>
               </w:rPr>
@@ -1562,7 +1562,7 @@
           <w:p>
             <w:pPr>
               <w:spacing w:after="0" w:line="240" w:lineRule="auto"/>
-              <w:jc w:val="both"/>
+              <w:jc w:val="left"/>
               <w:rPr>
                 <w:rFonts w:ascii="Times New Roman" w:eastAsia="Times New Roman" w:hAnsi="Times New Roman" w:cs="Times New Roman"/>
               </w:rPr>
@@ -1740,7 +1740,7 @@
           <w:p>
             <w:pPr>
               <w:spacing w:after="0" w:line="240" w:lineRule="auto"/>
-              <w:jc w:val="both"/>
+              <w:jc w:val="left"/>
               <w:rPr>
                 <w:rFonts w:ascii="Times New Roman" w:eastAsia="Times New Roman" w:hAnsi="Times New Roman" w:cs="Times New Roman"/>
               </w:rPr>
@@ -1775,7 +1775,7 @@
           <w:p>
             <w:pPr>
               <w:spacing w:after="0" w:line="240" w:lineRule="auto"/>
-              <w:jc w:val="both"/>
+              <w:jc w:val="left"/>
               <w:rPr>
                 <w:rFonts w:ascii="Times New Roman" w:eastAsia="Times New Roman" w:hAnsi="Times New Roman" w:cs="Times New Roman"/>
               </w:rPr>
@@ -1833,7 +1833,7 @@
           <w:p>
             <w:pPr>
               <w:spacing w:after="0" w:line="240" w:lineRule="auto"/>
-              <w:jc w:val="both"/>
+              <w:jc w:val="left"/>
               <w:rPr>
                 <w:rFonts w:ascii="Times New Roman" w:eastAsia="Times New Roman" w:hAnsi="Times New Roman" w:cs="Times New Roman"/>
               </w:rPr>
@@ -1868,7 +1868,7 @@
           <w:p>
             <w:pPr>
               <w:spacing w:after="0" w:line="240" w:lineRule="auto"/>
-              <w:jc w:val="both"/>
+              <w:jc w:val="left"/>
               <w:rPr>
                 <w:rFonts w:ascii="Times New Roman" w:eastAsia="Times New Roman" w:hAnsi="Times New Roman" w:cs="Times New Roman"/>
               </w:rPr>
@@ -1926,7 +1926,7 @@
           <w:p>
             <w:pPr>
               <w:spacing w:after="0" w:line="240" w:lineRule="auto"/>
-              <w:jc w:val="both"/>
+              <w:jc w:val="left"/>
               <w:rPr>
                 <w:rFonts w:ascii="Times New Roman" w:eastAsia="Times New Roman" w:hAnsi="Times New Roman" w:cs="Times New Roman"/>
               </w:rPr>
@@ -1961,7 +1961,7 @@
           <w:p>
             <w:pPr>
               <w:spacing w:after="0" w:line="240" w:lineRule="auto"/>
-              <w:jc w:val="both"/>
+              <w:jc w:val="left"/>
               <w:rPr>
                 <w:rFonts w:ascii="Times New Roman" w:eastAsia="Times New Roman" w:hAnsi="Times New Roman" w:cs="Times New Roman"/>
               </w:rPr>
@@ -2019,7 +2019,7 @@
           <w:p>
             <w:pPr>
               <w:spacing w:after="0" w:line="240" w:lineRule="auto"/>
-              <w:jc w:val="both"/>
+              <w:jc w:val="left"/>
               <w:rPr>
                 <w:rFonts w:ascii="Times New Roman" w:eastAsia="Times New Roman" w:hAnsi="Times New Roman" w:cs="Times New Roman"/>
               </w:rPr>
@@ -2054,7 +2054,7 @@
           <w:p>
             <w:pPr>
               <w:spacing w:after="0" w:line="240" w:lineRule="auto"/>
-              <w:jc w:val="both"/>
+              <w:jc w:val="left"/>
               <w:rPr>
                 <w:rFonts w:ascii="Times New Roman" w:eastAsia="Times New Roman" w:hAnsi="Times New Roman" w:cs="Times New Roman"/>
               </w:rPr>
@@ -2111,8 +2111,9 @@
     </w:p>
     <w:p>
       <w:pPr>
+        <w:keepNext/>
         <w:spacing w:after="0"/>
-        <w:jc w:val="both"/>
+        <w:jc w:val="left"/>
         <w:rPr>
           <w:rFonts w:ascii="Times New Roman" w:eastAsia="Times New Roman" w:hAnsi="Times New Roman" w:cs="Times New Roman"/>
           <w:sz w:val="24"/>
@@ -2131,6 +2132,7 @@
     </w:p>
     <w:p>
       <w:pPr>
+        <w:keepNext/>
         <w:spacing w:after="0"/>
         <w:jc w:val="both"/>
         <w:rPr>
@@ -2145,8 +2147,9 @@
     </w:p>
     <w:p>
       <w:pPr>
+        <w:keepNext/>
         <w:spacing w:after="0"/>
-        <w:jc w:val="both"/>
+        <w:jc w:val="left"/>
         <w:rPr>
           <w:rFonts w:ascii="Times New Roman" w:eastAsia="Times New Roman" w:hAnsi="Times New Roman" w:cs="Times New Roman"/>
           <w:b/>
@@ -2195,7 +2198,7 @@
     <w:p>
       <w:pPr>
         <w:spacing w:after="0"/>
-        <w:jc w:val="both"/>
+        <w:jc w:val="left"/>
         <w:rPr>
           <w:rFonts w:ascii="Times New Roman" w:eastAsia="Times New Roman" w:hAnsi="Times New Roman" w:cs="Times New Roman"/>
           <w:b/>
@@ -2282,8 +2285,9 @@
     </w:p>
     <w:p>
       <w:pPr>
+        <w:keepNext/>
         <w:spacing w:after="0"/>
-        <w:jc w:val="both"/>
+        <w:jc w:val="left"/>
         <w:rPr>
           <w:rFonts w:ascii="Times New Roman" w:eastAsia="Times New Roman" w:hAnsi="Times New Roman" w:cs="Times New Roman"/>
           <w:sz w:val="24"/>
@@ -2301,6 +2305,7 @@
     </w:p>
     <w:p>
       <w:pPr>
+        <w:keepNext/>
         <w:spacing w:after="0"/>
         <w:jc w:val="both"/>
         <w:rPr>
@@ -2314,8 +2319,9 @@
     </w:p>
     <w:p>
       <w:pPr>
+        <w:keepNext/>
         <w:spacing w:after="0"/>
-        <w:jc w:val="both"/>
+        <w:jc w:val="left"/>
         <w:rPr>
           <w:rFonts w:ascii="Times New Roman" w:eastAsia="Times New Roman" w:hAnsi="Times New Roman" w:cs="Times New Roman"/>
           <w:b/>
@@ -2356,7 +2362,7 @@
     <w:p>
       <w:pPr>
         <w:spacing w:after="0"/>
-        <w:jc w:val="both"/>
+        <w:jc w:val="left"/>
         <w:rPr>
           <w:rFonts w:ascii="Times New Roman" w:eastAsia="Times New Roman" w:hAnsi="Times New Roman" w:cs="Times New Roman"/>
         </w:rPr>
@@ -2424,6 +2430,7 @@
     </w:p>
     <w:p>
       <w:pPr>
+        <w:keepNext/>
         <w:spacing w:after="0"/>
         <w:ind w:left="3270"/>
         <w:rPr>
@@ -2443,6 +2450,7 @@
     </w:p>
     <w:p>
       <w:pPr>
+        <w:keepNext/>
         <w:spacing w:after="0"/>
         <w:ind w:left="5040" w:firstLine="720"/>
         <w:jc w:val="both"/>
@@ -2457,6 +2465,7 @@
     </w:p>
     <w:p>
       <w:pPr>
+        <w:keepNext/>
         <w:spacing w:after="0"/>
         <w:ind w:left="3270"/>
         <w:rPr>
@@ -2553,7 +2562,7 @@
       <w:headerReference w:type="default" r:id="rId10"/>
       <w:footerReference w:type="default" r:id="rId11"/>
       <w:headerReference w:type="first" r:id="rId12"/>
-      <w:footerReference w:type="first" r:id="rId13"/>
+      <w:footerReference w:type="first" r:id="rId11"/>
       <w:pgSz w:w="11906" w:h="16838" w:code="9"/>
       <w:pgMar w:top="634" w:right="1440" w:bottom="994" w:left="1440" w:header="274" w:footer="584" w:gutter="0"/>
       <w:pgNumType w:start="1"/>
